--- a/tillsyn/A 63787-2020 tillsynsbegäran.docx
+++ b/tillsyn/A 63787-2020 tillsynsbegäran.docx
@@ -365,7 +365,7 @@
     <w:r>
       <w:tab/>
       <w:tab/>
-      <w:t>2025-08-09</w:t>
+      <w:t>2025-08-10</w:t>
       <w:br/>
       <w:br/>
     </w:r>

--- a/tillsyn/A 63787-2020 tillsynsbegäran.docx
+++ b/tillsyn/A 63787-2020 tillsynsbegäran.docx
@@ -365,7 +365,7 @@
     <w:r>
       <w:tab/>
       <w:tab/>
-      <w:t>2025-08-10</w:t>
+      <w:t>2025-08-11</w:t>
       <w:br/>
       <w:br/>
     </w:r>

--- a/tillsyn/A 63787-2020 tillsynsbegäran.docx
+++ b/tillsyn/A 63787-2020 tillsynsbegäran.docx
@@ -35,7 +35,7 @@
     </w:p>
     <w:p>
       <w:r>
-        <w:t>I avverkningsanmälan har följande 5 naturvårdsarter hittats: gyllenfingersvamp (VU), doftskinn (NT), gammelgransskål (NT), järpe (NT, §4) och kambräken (S). Av dessa är 4 rödlistade. För rödlistade arter har rödlistekategorin angivits inom parentes. Arter som är signalarter enligt Skogsstyrelsen har markerats med (S). För fridlysta arter anges även paragrafen i Artskyddsförordningen som arten är fridlyst enligt.</w:t>
+        <w:t>I avverkningsanmälan har följande 4 naturvårdsarter hittats: doftskinn (NT), gammelgransskål (NT), järpe (NT, §4) och kambräken (S). Av dessa är 3 rödlistade. För rödlistade arter har rödlistekategorin angivits inom parentes. Arter som är signalarter enligt Skogsstyrelsen har markerats med (S). För fridlysta arter anges även paragrafen i Artskyddsförordningen som arten är fridlyst enligt.</w:t>
       </w:r>
     </w:p>
     <w:p>
@@ -50,7 +50,7 @@
       <w:r>
         <w:drawing>
           <wp:inline xmlns:a="http://schemas.openxmlformats.org/drawingml/2006/main" xmlns:pic="http://schemas.openxmlformats.org/drawingml/2006/picture">
-            <wp:extent cx="5486400" cy="6733883"/>
+            <wp:extent cx="5486400" cy="6785922"/>
             <wp:docPr id="1" name="Picture 1"/>
             <wp:cNvGraphicFramePr>
               <a:graphicFrameLocks noChangeAspect="1"/>
@@ -71,7 +71,7 @@
                   <pic:spPr>
                     <a:xfrm>
                       <a:off x="0" y="0"/>
-                      <a:ext cx="5486400" cy="6733883"/>
+                      <a:ext cx="5486400" cy="6785922"/>
                     </a:xfrm>
                     <a:prstGeom prst="rect"/>
                   </pic:spPr>
@@ -110,35 +110,6 @@
       </w:r>
       <w:r>
         <w:t xml:space="preserve"> är en liten skålsvamp som växer på gamla granar med skrovlig bark. Typiska växtplatser är gransumpskog i myrkanter, bäckdråg, bäckraviner och skuggiga bergssluttningar, men också skog på torrare mark kan hysa arten om beståndet har stark naturskogskaraktär. Bestånd med arten bör behandlas som nyckelbiotoper och sparas vid en slutavverkning. Även gallring bör undvikas (SLU Artdatabanken, 2024; Nitare &amp; Skogsstyrelsen, 2019).</w:t>
-      </w:r>
-    </w:p>
-    <w:p>
-      <w:r>
-        <w:rPr>
-          <w:b/>
-        </w:rPr>
-        <w:t xml:space="preserve">Gyllenfingersvamp (VU) </w:t>
-      </w:r>
-      <w:r>
-        <w:t>är en sällsynt svamp som</w:t>
-      </w:r>
-      <w:r>
-        <w:rPr>
-          <w:b/>
-        </w:rPr>
-        <w:t xml:space="preserve"> </w:t>
-      </w:r>
-      <w:r>
-        <w:t>bildar mykorrhiza med gran, i granskog på rikare mark, framförallt i kalkbarrskogar, ofta i samma växtmiljö som violgubbe.</w:t>
-      </w:r>
-      <w:r>
-        <w:rPr>
-          <w:b/>
-        </w:rPr>
-        <w:t xml:space="preserve"> </w:t>
-      </w:r>
-      <w:r>
-        <w:t>Som naturvårdsindikator är gyllenfingersvamp en ”toppart”. Den är mycket känslig för skogsbruksåtgärder och är aldrig påträffad i sekundärskog. Artens koppling till produktiva äldre granskogar med hög bonitet gör den särskilt utsatt för slutavverkning. Total population i landet bedöms ha minskat kraftigt och fortsatt minska, huvudsakligen p.g.a. slutavverkningar av äldre kontinuitetsskog. Samtliga lokaler bör undantas från rationellt skogsbruk och kalkbarrskogar med gyllenfingersvamp bör få områdesskydd. Arten är placerad högst upp i Skogsstyrelsens värdepyramid för bedömning av skog med höga naturvärden (SLU Artdatabanken, 2024; Nitare &amp; Skogsstyrelsen, 2019).</w:t>
       </w:r>
     </w:p>
     <w:p>
@@ -365,7 +336,7 @@
     <w:r>
       <w:tab/>
       <w:tab/>
-      <w:t>2025-08-11</w:t>
+      <w:t>2025-08-12</w:t>
       <w:br/>
       <w:br/>
     </w:r>

--- a/tillsyn/A 63787-2020 tillsynsbegäran.docx
+++ b/tillsyn/A 63787-2020 tillsynsbegäran.docx
@@ -336,7 +336,7 @@
     <w:r>
       <w:tab/>
       <w:tab/>
-      <w:t>2025-08-12</w:t>
+      <w:t>2025-08-13</w:t>
       <w:br/>
       <w:br/>
     </w:r>

--- a/tillsyn/A 63787-2020 tillsynsbegäran.docx
+++ b/tillsyn/A 63787-2020 tillsynsbegäran.docx
@@ -336,7 +336,7 @@
     <w:r>
       <w:tab/>
       <w:tab/>
-      <w:t>2025-08-13</w:t>
+      <w:t>2025-08-14</w:t>
       <w:br/>
       <w:br/>
     </w:r>

--- a/tillsyn/A 63787-2020 tillsynsbegäran.docx
+++ b/tillsyn/A 63787-2020 tillsynsbegäran.docx
@@ -336,7 +336,7 @@
     <w:r>
       <w:tab/>
       <w:tab/>
-      <w:t>2025-08-14</w:t>
+      <w:t>2025-08-15</w:t>
       <w:br/>
       <w:br/>
     </w:r>

--- a/tillsyn/A 63787-2020 tillsynsbegäran.docx
+++ b/tillsyn/A 63787-2020 tillsynsbegäran.docx
@@ -336,7 +336,7 @@
     <w:r>
       <w:tab/>
       <w:tab/>
-      <w:t>2025-08-15</w:t>
+      <w:t>2025-08-16</w:t>
       <w:br/>
       <w:br/>
     </w:r>

--- a/tillsyn/A 63787-2020 tillsynsbegäran.docx
+++ b/tillsyn/A 63787-2020 tillsynsbegäran.docx
@@ -336,7 +336,7 @@
     <w:r>
       <w:tab/>
       <w:tab/>
-      <w:t>2025-08-16</w:t>
+      <w:t>2025-08-17</w:t>
       <w:br/>
       <w:br/>
     </w:r>

--- a/tillsyn/A 63787-2020 tillsynsbegäran.docx
+++ b/tillsyn/A 63787-2020 tillsynsbegäran.docx
@@ -336,7 +336,7 @@
     <w:r>
       <w:tab/>
       <w:tab/>
-      <w:t>2025-08-17</w:t>
+      <w:t>2025-08-18</w:t>
       <w:br/>
       <w:br/>
     </w:r>

--- a/tillsyn/A 63787-2020 tillsynsbegäran.docx
+++ b/tillsyn/A 63787-2020 tillsynsbegäran.docx
@@ -336,7 +336,7 @@
     <w:r>
       <w:tab/>
       <w:tab/>
-      <w:t>2025-08-18</w:t>
+      <w:t>2025-08-19</w:t>
       <w:br/>
       <w:br/>
     </w:r>

--- a/tillsyn/A 63787-2020 tillsynsbegäran.docx
+++ b/tillsyn/A 63787-2020 tillsynsbegäran.docx
@@ -336,7 +336,7 @@
     <w:r>
       <w:tab/>
       <w:tab/>
-      <w:t>2025-08-19</w:t>
+      <w:t>2025-08-20</w:t>
       <w:br/>
       <w:br/>
     </w:r>

--- a/tillsyn/A 63787-2020 tillsynsbegäran.docx
+++ b/tillsyn/A 63787-2020 tillsynsbegäran.docx
@@ -336,7 +336,7 @@
     <w:r>
       <w:tab/>
       <w:tab/>
-      <w:t>2025-08-20</w:t>
+      <w:t>2025-08-21</w:t>
       <w:br/>
       <w:br/>
     </w:r>

--- a/tillsyn/A 63787-2020 tillsynsbegäran.docx
+++ b/tillsyn/A 63787-2020 tillsynsbegäran.docx
@@ -336,7 +336,7 @@
     <w:r>
       <w:tab/>
       <w:tab/>
-      <w:t>2025-08-21</w:t>
+      <w:t>2025-08-22</w:t>
       <w:br/>
       <w:br/>
     </w:r>

--- a/tillsyn/A 63787-2020 tillsynsbegäran.docx
+++ b/tillsyn/A 63787-2020 tillsynsbegäran.docx
@@ -336,7 +336,7 @@
     <w:r>
       <w:tab/>
       <w:tab/>
-      <w:t>2025-08-22</w:t>
+      <w:t>2025-08-23</w:t>
       <w:br/>
       <w:br/>
     </w:r>

--- a/tillsyn/A 63787-2020 tillsynsbegäran.docx
+++ b/tillsyn/A 63787-2020 tillsynsbegäran.docx
@@ -336,7 +336,7 @@
     <w:r>
       <w:tab/>
       <w:tab/>
-      <w:t>2025-08-23</w:t>
+      <w:t>2025-08-24</w:t>
       <w:br/>
       <w:br/>
     </w:r>

--- a/tillsyn/A 63787-2020 tillsynsbegäran.docx
+++ b/tillsyn/A 63787-2020 tillsynsbegäran.docx
@@ -336,7 +336,7 @@
     <w:r>
       <w:tab/>
       <w:tab/>
-      <w:t>2025-08-24</w:t>
+      <w:t>2025-08-25</w:t>
       <w:br/>
       <w:br/>
     </w:r>

--- a/tillsyn/A 63787-2020 tillsynsbegäran.docx
+++ b/tillsyn/A 63787-2020 tillsynsbegäran.docx
@@ -336,7 +336,7 @@
     <w:r>
       <w:tab/>
       <w:tab/>
-      <w:t>2025-08-25</w:t>
+      <w:t>2025-08-26</w:t>
       <w:br/>
       <w:br/>
     </w:r>

--- a/tillsyn/A 63787-2020 tillsynsbegäran.docx
+++ b/tillsyn/A 63787-2020 tillsynsbegäran.docx
@@ -336,7 +336,7 @@
     <w:r>
       <w:tab/>
       <w:tab/>
-      <w:t>2025-08-26</w:t>
+      <w:t>2025-08-30</w:t>
       <w:br/>
       <w:br/>
     </w:r>

--- a/tillsyn/A 63787-2020 tillsynsbegäran.docx
+++ b/tillsyn/A 63787-2020 tillsynsbegäran.docx
@@ -336,7 +336,7 @@
     <w:r>
       <w:tab/>
       <w:tab/>
-      <w:t>2025-08-30</w:t>
+      <w:t>2025-08-31</w:t>
       <w:br/>
       <w:br/>
     </w:r>

--- a/tillsyn/A 63787-2020 tillsynsbegäran.docx
+++ b/tillsyn/A 63787-2020 tillsynsbegäran.docx
@@ -336,7 +336,7 @@
     <w:r>
       <w:tab/>
       <w:tab/>
-      <w:t>2025-08-31</w:t>
+      <w:t>2025-09-01</w:t>
       <w:br/>
       <w:br/>
     </w:r>

--- a/tillsyn/A 63787-2020 tillsynsbegäran.docx
+++ b/tillsyn/A 63787-2020 tillsynsbegäran.docx
@@ -336,7 +336,7 @@
     <w:r>
       <w:tab/>
       <w:tab/>
-      <w:t>2025-09-01</w:t>
+      <w:t>2025-09-04</w:t>
       <w:br/>
       <w:br/>
     </w:r>

--- a/tillsyn/A 63787-2020 tillsynsbegäran.docx
+++ b/tillsyn/A 63787-2020 tillsynsbegäran.docx
@@ -336,7 +336,7 @@
     <w:r>
       <w:tab/>
       <w:tab/>
-      <w:t>2025-09-04</w:t>
+      <w:t>2025-09-05</w:t>
       <w:br/>
       <w:br/>
     </w:r>

--- a/tillsyn/A 63787-2020 tillsynsbegäran.docx
+++ b/tillsyn/A 63787-2020 tillsynsbegäran.docx
@@ -336,7 +336,7 @@
     <w:r>
       <w:tab/>
       <w:tab/>
-      <w:t>2025-09-05</w:t>
+      <w:t>2025-09-07</w:t>
       <w:br/>
       <w:br/>
     </w:r>

--- a/tillsyn/A 63787-2020 tillsynsbegäran.docx
+++ b/tillsyn/A 63787-2020 tillsynsbegäran.docx
@@ -336,7 +336,7 @@
     <w:r>
       <w:tab/>
       <w:tab/>
-      <w:t>2025-09-07</w:t>
+      <w:t>2025-09-08</w:t>
       <w:br/>
       <w:br/>
     </w:r>

--- a/tillsyn/A 63787-2020 tillsynsbegäran.docx
+++ b/tillsyn/A 63787-2020 tillsynsbegäran.docx
@@ -336,7 +336,7 @@
     <w:r>
       <w:tab/>
       <w:tab/>
-      <w:t>2025-09-08</w:t>
+      <w:t>2025-09-10</w:t>
       <w:br/>
       <w:br/>
     </w:r>

--- a/tillsyn/A 63787-2020 tillsynsbegäran.docx
+++ b/tillsyn/A 63787-2020 tillsynsbegäran.docx
@@ -336,7 +336,7 @@
     <w:r>
       <w:tab/>
       <w:tab/>
-      <w:t>2025-09-10</w:t>
+      <w:t>2025-09-11</w:t>
       <w:br/>
       <w:br/>
     </w:r>

--- a/tillsyn/A 63787-2020 tillsynsbegäran.docx
+++ b/tillsyn/A 63787-2020 tillsynsbegäran.docx
@@ -336,7 +336,7 @@
     <w:r>
       <w:tab/>
       <w:tab/>
-      <w:t>2025-09-11</w:t>
+      <w:t>2025-09-12</w:t>
       <w:br/>
       <w:br/>
     </w:r>

--- a/tillsyn/A 63787-2020 tillsynsbegäran.docx
+++ b/tillsyn/A 63787-2020 tillsynsbegäran.docx
@@ -336,7 +336,7 @@
     <w:r>
       <w:tab/>
       <w:tab/>
-      <w:t>2025-09-12</w:t>
+      <w:t>2025-09-13</w:t>
       <w:br/>
       <w:br/>
     </w:r>

--- a/tillsyn/A 63787-2020 tillsynsbegäran.docx
+++ b/tillsyn/A 63787-2020 tillsynsbegäran.docx
@@ -336,7 +336,7 @@
     <w:r>
       <w:tab/>
       <w:tab/>
-      <w:t>2025-09-13</w:t>
+      <w:t>2025-09-14</w:t>
       <w:br/>
       <w:br/>
     </w:r>

--- a/tillsyn/A 63787-2020 tillsynsbegäran.docx
+++ b/tillsyn/A 63787-2020 tillsynsbegäran.docx
@@ -336,7 +336,7 @@
     <w:r>
       <w:tab/>
       <w:tab/>
-      <w:t>2025-09-14</w:t>
+      <w:t>2025-09-15</w:t>
       <w:br/>
       <w:br/>
     </w:r>

--- a/tillsyn/A 63787-2020 tillsynsbegäran.docx
+++ b/tillsyn/A 63787-2020 tillsynsbegäran.docx
@@ -336,7 +336,7 @@
     <w:r>
       <w:tab/>
       <w:tab/>
-      <w:t>2025-09-15</w:t>
+      <w:t>2025-09-16</w:t>
       <w:br/>
       <w:br/>
     </w:r>

--- a/tillsyn/A 63787-2020 tillsynsbegäran.docx
+++ b/tillsyn/A 63787-2020 tillsynsbegäran.docx
@@ -336,7 +336,7 @@
     <w:r>
       <w:tab/>
       <w:tab/>
-      <w:t>2025-09-16</w:t>
+      <w:t>2025-09-17</w:t>
       <w:br/>
       <w:br/>
     </w:r>

--- a/tillsyn/A 63787-2020 tillsynsbegäran.docx
+++ b/tillsyn/A 63787-2020 tillsynsbegäran.docx
@@ -336,7 +336,7 @@
     <w:r>
       <w:tab/>
       <w:tab/>
-      <w:t>2025-09-17</w:t>
+      <w:t>2025-09-18</w:t>
       <w:br/>
       <w:br/>
     </w:r>

--- a/tillsyn/A 63787-2020 tillsynsbegäran.docx
+++ b/tillsyn/A 63787-2020 tillsynsbegäran.docx
@@ -336,7 +336,7 @@
     <w:r>
       <w:tab/>
       <w:tab/>
-      <w:t>2025-09-18</w:t>
+      <w:t>2025-09-22</w:t>
       <w:br/>
       <w:br/>
     </w:r>

--- a/tillsyn/A 63787-2020 tillsynsbegäran.docx
+++ b/tillsyn/A 63787-2020 tillsynsbegäran.docx
@@ -336,7 +336,7 @@
     <w:r>
       <w:tab/>
       <w:tab/>
-      <w:t>2025-09-22</w:t>
+      <w:t>2025-09-23</w:t>
       <w:br/>
       <w:br/>
     </w:r>

--- a/tillsyn/A 63787-2020 tillsynsbegäran.docx
+++ b/tillsyn/A 63787-2020 tillsynsbegäran.docx
@@ -336,7 +336,7 @@
     <w:r>
       <w:tab/>
       <w:tab/>
-      <w:t>2025-09-23</w:t>
+      <w:t>2025-09-24</w:t>
       <w:br/>
       <w:br/>
     </w:r>

--- a/tillsyn/A 63787-2020 tillsynsbegäran.docx
+++ b/tillsyn/A 63787-2020 tillsynsbegäran.docx
@@ -336,7 +336,7 @@
     <w:r>
       <w:tab/>
       <w:tab/>
-      <w:t>2025-09-24</w:t>
+      <w:t>2025-09-25</w:t>
       <w:br/>
       <w:br/>
     </w:r>

--- a/tillsyn/A 63787-2020 tillsynsbegäran.docx
+++ b/tillsyn/A 63787-2020 tillsynsbegäran.docx
@@ -336,7 +336,7 @@
     <w:r>
       <w:tab/>
       <w:tab/>
-      <w:t>2025-09-25</w:t>
+      <w:t>2025-09-26</w:t>
       <w:br/>
       <w:br/>
     </w:r>

--- a/tillsyn/A 63787-2020 tillsynsbegäran.docx
+++ b/tillsyn/A 63787-2020 tillsynsbegäran.docx
@@ -336,7 +336,7 @@
     <w:r>
       <w:tab/>
       <w:tab/>
-      <w:t>2025-09-26</w:t>
+      <w:t>2025-09-27</w:t>
       <w:br/>
       <w:br/>
     </w:r>

--- a/tillsyn/A 63787-2020 tillsynsbegäran.docx
+++ b/tillsyn/A 63787-2020 tillsynsbegäran.docx
@@ -336,7 +336,7 @@
     <w:r>
       <w:tab/>
       <w:tab/>
-      <w:t>2025-09-27</w:t>
+      <w:t>2025-09-28</w:t>
       <w:br/>
       <w:br/>
     </w:r>

--- a/tillsyn/A 63787-2020 tillsynsbegäran.docx
+++ b/tillsyn/A 63787-2020 tillsynsbegäran.docx
@@ -336,7 +336,7 @@
     <w:r>
       <w:tab/>
       <w:tab/>
-      <w:t>2025-09-28</w:t>
+      <w:t>2025-09-29</w:t>
       <w:br/>
       <w:br/>
     </w:r>

--- a/tillsyn/A 63787-2020 tillsynsbegäran.docx
+++ b/tillsyn/A 63787-2020 tillsynsbegäran.docx
@@ -336,7 +336,7 @@
     <w:r>
       <w:tab/>
       <w:tab/>
-      <w:t>2025-09-29</w:t>
+      <w:t>2025-09-30</w:t>
       <w:br/>
       <w:br/>
     </w:r>

--- a/tillsyn/A 63787-2020 tillsynsbegäran.docx
+++ b/tillsyn/A 63787-2020 tillsynsbegäran.docx
@@ -336,7 +336,7 @@
     <w:r>
       <w:tab/>
       <w:tab/>
-      <w:t>2025-09-30</w:t>
+      <w:t>2025-10-01</w:t>
       <w:br/>
       <w:br/>
     </w:r>

--- a/tillsyn/A 63787-2020 tillsynsbegäran.docx
+++ b/tillsyn/A 63787-2020 tillsynsbegäran.docx
@@ -336,7 +336,7 @@
     <w:r>
       <w:tab/>
       <w:tab/>
-      <w:t>2025-10-01</w:t>
+      <w:t>2025-10-02</w:t>
       <w:br/>
       <w:br/>
     </w:r>

--- a/tillsyn/A 63787-2020 tillsynsbegäran.docx
+++ b/tillsyn/A 63787-2020 tillsynsbegäran.docx
@@ -336,7 +336,7 @@
     <w:r>
       <w:tab/>
       <w:tab/>
-      <w:t>2025-10-02</w:t>
+      <w:t>2025-10-03</w:t>
       <w:br/>
       <w:br/>
     </w:r>

--- a/tillsyn/A 63787-2020 tillsynsbegäran.docx
+++ b/tillsyn/A 63787-2020 tillsynsbegäran.docx
@@ -336,7 +336,7 @@
     <w:r>
       <w:tab/>
       <w:tab/>
-      <w:t>2025-10-03</w:t>
+      <w:t>2025-10-04</w:t>
       <w:br/>
       <w:br/>
     </w:r>

--- a/tillsyn/A 63787-2020 tillsynsbegäran.docx
+++ b/tillsyn/A 63787-2020 tillsynsbegäran.docx
@@ -336,7 +336,7 @@
     <w:r>
       <w:tab/>
       <w:tab/>
-      <w:t>2025-10-04</w:t>
+      <w:t>2025-10-05</w:t>
       <w:br/>
       <w:br/>
     </w:r>

--- a/tillsyn/A 63787-2020 tillsynsbegäran.docx
+++ b/tillsyn/A 63787-2020 tillsynsbegäran.docx
@@ -336,7 +336,7 @@
     <w:r>
       <w:tab/>
       <w:tab/>
-      <w:t>2025-10-05</w:t>
+      <w:t>2025-10-06</w:t>
       <w:br/>
       <w:br/>
     </w:r>

--- a/tillsyn/A 63787-2020 tillsynsbegäran.docx
+++ b/tillsyn/A 63787-2020 tillsynsbegäran.docx
@@ -336,7 +336,7 @@
     <w:r>
       <w:tab/>
       <w:tab/>
-      <w:t>2025-10-06</w:t>
+      <w:t>2025-10-07</w:t>
       <w:br/>
       <w:br/>
     </w:r>

--- a/tillsyn/A 63787-2020 tillsynsbegäran.docx
+++ b/tillsyn/A 63787-2020 tillsynsbegäran.docx
@@ -336,7 +336,7 @@
     <w:r>
       <w:tab/>
       <w:tab/>
-      <w:t>2025-10-07</w:t>
+      <w:t>2025-10-08</w:t>
       <w:br/>
       <w:br/>
     </w:r>

--- a/tillsyn/A 63787-2020 tillsynsbegäran.docx
+++ b/tillsyn/A 63787-2020 tillsynsbegäran.docx
@@ -336,7 +336,7 @@
     <w:r>
       <w:tab/>
       <w:tab/>
-      <w:t>2025-10-08</w:t>
+      <w:t>2025-10-09</w:t>
       <w:br/>
       <w:br/>
     </w:r>

--- a/tillsyn/A 63787-2020 tillsynsbegäran.docx
+++ b/tillsyn/A 63787-2020 tillsynsbegäran.docx
@@ -336,7 +336,7 @@
     <w:r>
       <w:tab/>
       <w:tab/>
-      <w:t>2025-10-09</w:t>
+      <w:t>2025-10-10</w:t>
       <w:br/>
       <w:br/>
     </w:r>

--- a/tillsyn/A 63787-2020 tillsynsbegäran.docx
+++ b/tillsyn/A 63787-2020 tillsynsbegäran.docx
@@ -336,7 +336,7 @@
     <w:r>
       <w:tab/>
       <w:tab/>
-      <w:t>2025-10-10</w:t>
+      <w:t>2025-10-11</w:t>
       <w:br/>
       <w:br/>
     </w:r>

--- a/tillsyn/A 63787-2020 tillsynsbegäran.docx
+++ b/tillsyn/A 63787-2020 tillsynsbegäran.docx
@@ -336,7 +336,7 @@
     <w:r>
       <w:tab/>
       <w:tab/>
-      <w:t>2025-10-16</w:t>
+      <w:t>2025-10-17</w:t>
       <w:br/>
       <w:br/>
     </w:r>

--- a/tillsyn/A 63787-2020 tillsynsbegäran.docx
+++ b/tillsyn/A 63787-2020 tillsynsbegäran.docx
@@ -336,7 +336,7 @@
     <w:r>
       <w:tab/>
       <w:tab/>
-      <w:t>2025-10-17</w:t>
+      <w:t>2025-10-18</w:t>
       <w:br/>
       <w:br/>
     </w:r>

--- a/tillsyn/A 63787-2020 tillsynsbegäran.docx
+++ b/tillsyn/A 63787-2020 tillsynsbegäran.docx
@@ -336,7 +336,7 @@
     <w:r>
       <w:tab/>
       <w:tab/>
-      <w:t>2025-10-18</w:t>
+      <w:t>2025-10-19</w:t>
       <w:br/>
       <w:br/>
     </w:r>

--- a/tillsyn/A 63787-2020 tillsynsbegäran.docx
+++ b/tillsyn/A 63787-2020 tillsynsbegäran.docx
@@ -336,7 +336,7 @@
     <w:r>
       <w:tab/>
       <w:tab/>
-      <w:t>2025-10-19</w:t>
+      <w:t>2025-10-20</w:t>
       <w:br/>
       <w:br/>
     </w:r>

--- a/tillsyn/A 63787-2020 tillsynsbegäran.docx
+++ b/tillsyn/A 63787-2020 tillsynsbegäran.docx
@@ -336,7 +336,7 @@
     <w:r>
       <w:tab/>
       <w:tab/>
-      <w:t>2025-10-20</w:t>
+      <w:t>2025-10-21</w:t>
       <w:br/>
       <w:br/>
     </w:r>

--- a/tillsyn/A 63787-2020 tillsynsbegäran.docx
+++ b/tillsyn/A 63787-2020 tillsynsbegäran.docx
@@ -336,7 +336,7 @@
     <w:r>
       <w:tab/>
       <w:tab/>
-      <w:t>2025-10-21</w:t>
+      <w:t>2025-10-22</w:t>
       <w:br/>
       <w:br/>
     </w:r>

--- a/tillsyn/A 63787-2020 tillsynsbegäran.docx
+++ b/tillsyn/A 63787-2020 tillsynsbegäran.docx
@@ -336,7 +336,7 @@
     <w:r>
       <w:tab/>
       <w:tab/>
-      <w:t>2025-10-22</w:t>
+      <w:t>2025-10-23</w:t>
       <w:br/>
       <w:br/>
     </w:r>

--- a/tillsyn/A 63787-2020 tillsynsbegäran.docx
+++ b/tillsyn/A 63787-2020 tillsynsbegäran.docx
@@ -336,7 +336,7 @@
     <w:r>
       <w:tab/>
       <w:tab/>
-      <w:t>2025-10-23</w:t>
+      <w:t>2025-10-24</w:t>
       <w:br/>
       <w:br/>
     </w:r>

--- a/tillsyn/A 63787-2020 tillsynsbegäran.docx
+++ b/tillsyn/A 63787-2020 tillsynsbegäran.docx
@@ -336,7 +336,7 @@
     <w:r>
       <w:tab/>
       <w:tab/>
-      <w:t>2025-10-24</w:t>
+      <w:t>2025-10-25</w:t>
       <w:br/>
       <w:br/>
     </w:r>

--- a/tillsyn/A 63787-2020 tillsynsbegäran.docx
+++ b/tillsyn/A 63787-2020 tillsynsbegäran.docx
@@ -336,7 +336,7 @@
     <w:r>
       <w:tab/>
       <w:tab/>
-      <w:t>2025-10-25</w:t>
+      <w:t>2025-10-26</w:t>
       <w:br/>
       <w:br/>
     </w:r>

--- a/tillsyn/A 63787-2020 tillsynsbegäran.docx
+++ b/tillsyn/A 63787-2020 tillsynsbegäran.docx
@@ -336,7 +336,7 @@
     <w:r>
       <w:tab/>
       <w:tab/>
-      <w:t>2025-10-26</w:t>
+      <w:t>2025-10-27</w:t>
       <w:br/>
       <w:br/>
     </w:r>

--- a/tillsyn/A 63787-2020 tillsynsbegäran.docx
+++ b/tillsyn/A 63787-2020 tillsynsbegäran.docx
@@ -336,7 +336,7 @@
     <w:r>
       <w:tab/>
       <w:tab/>
-      <w:t>2025-10-27</w:t>
+      <w:t>2025-10-28</w:t>
       <w:br/>
       <w:br/>
     </w:r>

--- a/tillsyn/A 63787-2020 tillsynsbegäran.docx
+++ b/tillsyn/A 63787-2020 tillsynsbegäran.docx
@@ -336,7 +336,7 @@
     <w:r>
       <w:tab/>
       <w:tab/>
-      <w:t>2025-10-28</w:t>
+      <w:t>2025-10-29</w:t>
       <w:br/>
       <w:br/>
     </w:r>

--- a/tillsyn/A 63787-2020 tillsynsbegäran.docx
+++ b/tillsyn/A 63787-2020 tillsynsbegäran.docx
@@ -336,7 +336,7 @@
     <w:r>
       <w:tab/>
       <w:tab/>
-      <w:t>2025-10-29</w:t>
+      <w:t>2025-10-30</w:t>
       <w:br/>
       <w:br/>
     </w:r>

--- a/tillsyn/A 63787-2020 tillsynsbegäran.docx
+++ b/tillsyn/A 63787-2020 tillsynsbegäran.docx
@@ -336,7 +336,7 @@
     <w:r>
       <w:tab/>
       <w:tab/>
-      <w:t>2025-10-30</w:t>
+      <w:t>2025-10-31</w:t>
       <w:br/>
       <w:br/>
     </w:r>

--- a/tillsyn/A 63787-2020 tillsynsbegäran.docx
+++ b/tillsyn/A 63787-2020 tillsynsbegäran.docx
@@ -336,7 +336,7 @@
     <w:r>
       <w:tab/>
       <w:tab/>
-      <w:t>2025-10-31</w:t>
+      <w:t>2025-11-01</w:t>
       <w:br/>
       <w:br/>
     </w:r>

--- a/tillsyn/A 63787-2020 tillsynsbegäran.docx
+++ b/tillsyn/A 63787-2020 tillsynsbegäran.docx
@@ -336,7 +336,7 @@
     <w:r>
       <w:tab/>
       <w:tab/>
-      <w:t>2025-11-01</w:t>
+      <w:t>2025-11-02</w:t>
       <w:br/>
       <w:br/>
     </w:r>

--- a/tillsyn/A 63787-2020 tillsynsbegäran.docx
+++ b/tillsyn/A 63787-2020 tillsynsbegäran.docx
@@ -336,7 +336,7 @@
     <w:r>
       <w:tab/>
       <w:tab/>
-      <w:t>2025-11-02</w:t>
+      <w:t>2025-11-03</w:t>
       <w:br/>
       <w:br/>
     </w:r>

--- a/tillsyn/A 63787-2020 tillsynsbegäran.docx
+++ b/tillsyn/A 63787-2020 tillsynsbegäran.docx
@@ -336,7 +336,7 @@
     <w:r>
       <w:tab/>
       <w:tab/>
-      <w:t>2025-11-03</w:t>
+      <w:t>2025-11-04</w:t>
       <w:br/>
       <w:br/>
     </w:r>

--- a/tillsyn/A 63787-2020 tillsynsbegäran.docx
+++ b/tillsyn/A 63787-2020 tillsynsbegäran.docx
@@ -336,7 +336,7 @@
     <w:r>
       <w:tab/>
       <w:tab/>
-      <w:t>2025-11-04</w:t>
+      <w:t>2025-11-05</w:t>
       <w:br/>
       <w:br/>
     </w:r>

--- a/tillsyn/A 63787-2020 tillsynsbegäran.docx
+++ b/tillsyn/A 63787-2020 tillsynsbegäran.docx
@@ -336,7 +336,7 @@
     <w:r>
       <w:tab/>
       <w:tab/>
-      <w:t>2025-11-05</w:t>
+      <w:t>2025-11-06</w:t>
       <w:br/>
       <w:br/>
     </w:r>

--- a/tillsyn/A 63787-2020 tillsynsbegäran.docx
+++ b/tillsyn/A 63787-2020 tillsynsbegäran.docx
@@ -336,7 +336,7 @@
     <w:r>
       <w:tab/>
       <w:tab/>
-      <w:t>2025-11-06</w:t>
+      <w:t>2025-11-07</w:t>
       <w:br/>
       <w:br/>
     </w:r>

--- a/tillsyn/A 63787-2020 tillsynsbegäran.docx
+++ b/tillsyn/A 63787-2020 tillsynsbegäran.docx
@@ -336,7 +336,7 @@
     <w:r>
       <w:tab/>
       <w:tab/>
-      <w:t>2025-11-07</w:t>
+      <w:t>2025-11-08</w:t>
       <w:br/>
       <w:br/>
     </w:r>

--- a/tillsyn/A 63787-2020 tillsynsbegäran.docx
+++ b/tillsyn/A 63787-2020 tillsynsbegäran.docx
@@ -336,7 +336,7 @@
     <w:r>
       <w:tab/>
       <w:tab/>
-      <w:t>2025-11-08</w:t>
+      <w:t>2025-11-09</w:t>
       <w:br/>
       <w:br/>
     </w:r>

--- a/tillsyn/A 63787-2020 tillsynsbegäran.docx
+++ b/tillsyn/A 63787-2020 tillsynsbegäran.docx
@@ -336,7 +336,7 @@
     <w:r>
       <w:tab/>
       <w:tab/>
-      <w:t>2025-11-09</w:t>
+      <w:t>2025-11-10</w:t>
       <w:br/>
       <w:br/>
     </w:r>

--- a/tillsyn/A 63787-2020 tillsynsbegäran.docx
+++ b/tillsyn/A 63787-2020 tillsynsbegäran.docx
@@ -336,7 +336,7 @@
     <w:r>
       <w:tab/>
       <w:tab/>
-      <w:t>2025-11-10</w:t>
+      <w:t>2025-11-11</w:t>
       <w:br/>
       <w:br/>
     </w:r>

--- a/tillsyn/A 63787-2020 tillsynsbegäran.docx
+++ b/tillsyn/A 63787-2020 tillsynsbegäran.docx
@@ -336,7 +336,7 @@
     <w:r>
       <w:tab/>
       <w:tab/>
-      <w:t>2025-11-11</w:t>
+      <w:t>2025-11-12</w:t>
       <w:br/>
       <w:br/>
     </w:r>

--- a/tillsyn/A 63787-2020 tillsynsbegäran.docx
+++ b/tillsyn/A 63787-2020 tillsynsbegäran.docx
@@ -336,7 +336,7 @@
     <w:r>
       <w:tab/>
       <w:tab/>
-      <w:t>2025-11-12</w:t>
+      <w:t>2025-11-13</w:t>
       <w:br/>
       <w:br/>
     </w:r>

--- a/tillsyn/A 63787-2020 tillsynsbegäran.docx
+++ b/tillsyn/A 63787-2020 tillsynsbegäran.docx
@@ -336,7 +336,7 @@
     <w:r>
       <w:tab/>
       <w:tab/>
-      <w:t>2025-11-13</w:t>
+      <w:t>2025-11-14</w:t>
       <w:br/>
       <w:br/>
     </w:r>

--- a/tillsyn/A 63787-2020 tillsynsbegäran.docx
+++ b/tillsyn/A 63787-2020 tillsynsbegäran.docx
@@ -336,7 +336,7 @@
     <w:r>
       <w:tab/>
       <w:tab/>
-      <w:t>2025-11-14</w:t>
+      <w:t>2025-11-15</w:t>
       <w:br/>
       <w:br/>
     </w:r>

--- a/tillsyn/A 63787-2020 tillsynsbegäran.docx
+++ b/tillsyn/A 63787-2020 tillsynsbegäran.docx
@@ -336,7 +336,7 @@
     <w:r>
       <w:tab/>
       <w:tab/>
-      <w:t>2025-11-15</w:t>
+      <w:t>2025-11-20</w:t>
       <w:br/>
       <w:br/>
     </w:r>

--- a/tillsyn/A 63787-2020 tillsynsbegäran.docx
+++ b/tillsyn/A 63787-2020 tillsynsbegäran.docx
@@ -336,7 +336,7 @@
     <w:r>
       <w:tab/>
       <w:tab/>
-      <w:t>2025-11-20</w:t>
+      <w:t>2025-11-21</w:t>
       <w:br/>
       <w:br/>
     </w:r>

--- a/tillsyn/A 63787-2020 tillsynsbegäran.docx
+++ b/tillsyn/A 63787-2020 tillsynsbegäran.docx
@@ -336,7 +336,7 @@
     <w:r>
       <w:tab/>
       <w:tab/>
-      <w:t>2025-11-21</w:t>
+      <w:t>2025-11-22</w:t>
       <w:br/>
       <w:br/>
     </w:r>

--- a/tillsyn/A 63787-2020 tillsynsbegäran.docx
+++ b/tillsyn/A 63787-2020 tillsynsbegäran.docx
@@ -336,7 +336,7 @@
     <w:r>
       <w:tab/>
       <w:tab/>
-      <w:t>2025-11-22</w:t>
+      <w:t>2025-11-23</w:t>
       <w:br/>
       <w:br/>
     </w:r>

--- a/tillsyn/A 63787-2020 tillsynsbegäran.docx
+++ b/tillsyn/A 63787-2020 tillsynsbegäran.docx
@@ -336,7 +336,7 @@
     <w:r>
       <w:tab/>
       <w:tab/>
-      <w:t>2025-11-23</w:t>
+      <w:t>2025-11-24</w:t>
       <w:br/>
       <w:br/>
     </w:r>

--- a/tillsyn/A 63787-2020 tillsynsbegäran.docx
+++ b/tillsyn/A 63787-2020 tillsynsbegäran.docx
@@ -336,7 +336,7 @@
     <w:r>
       <w:tab/>
       <w:tab/>
-      <w:t>2025-11-24</w:t>
+      <w:t>2025-11-25</w:t>
       <w:br/>
       <w:br/>
     </w:r>

--- a/tillsyn/A 63787-2020 tillsynsbegäran.docx
+++ b/tillsyn/A 63787-2020 tillsynsbegäran.docx
@@ -336,7 +336,7 @@
     <w:r>
       <w:tab/>
       <w:tab/>
-      <w:t>2025-11-25</w:t>
+      <w:t>2025-11-26</w:t>
       <w:br/>
       <w:br/>
     </w:r>

--- a/tillsyn/A 63787-2020 tillsynsbegäran.docx
+++ b/tillsyn/A 63787-2020 tillsynsbegäran.docx
@@ -336,7 +336,7 @@
     <w:r>
       <w:tab/>
       <w:tab/>
-      <w:t>2025-11-26</w:t>
+      <w:t>2025-11-27</w:t>
       <w:br/>
       <w:br/>
     </w:r>
